--- a/downloads/student/Unit 01/Handout 01.11 - Spot the Trick.docx
+++ b/downloads/student/Unit 01/Handout 01.11 - Spot the Trick.docx
@@ -835,7 +835,7 @@
         <w:t xml:space="preserve">“</w:t>
       </w:r>
       <w:r>
-        <w:t xml:space="preserve">Made with real juice. Excellent source of vitamin C. Only 10 calories per ounce.</w:t>
+        <w:t xml:space="preserve">Made with real juice. Excellent source of vitamin C. Only 15 calories per ounce.</w:t>
       </w:r>
       <w:r>
         <w:t xml:space="preserve">”</w:t>
